--- a/agromavericks/application/Wasswa_Wilson_CV_AgroMavericks.docx
+++ b/agromavericks/application/Wasswa_Wilson_CV_AgroMavericks.docx
@@ -42,7 +42,7 @@
           <w:color w:val="444444"/>
           <w:sz w:val="19"/>
         </w:rPr>
-        <w:t>Kampala, Uganda  ·  wasswawilson0002@gmail.com  ·  +256 753 113 200 | +256 783 230 321</w:t>
+        <w:t>Kampala, Uganda  ·  wasswawilson0001@gmail.com  ·  +256 783 230 321</w:t>
       </w:r>
     </w:p>
     <w:p>
@@ -84,7 +84,7 @@
           <w:rFonts w:ascii="Calibri" w:hAnsi="Calibri"/>
           <w:sz w:val="21"/>
         </w:rPr>
-        <w:t>Full-stack software developer with hands-on delivery across Next.js, React Native, TypeScript/JavaScript, Java, and PHP, plus MySQL, Prisma, Azure, and AWS. Currently lead developer on FairBanks Medical Centre's FCHIP platform (community health intelligence, AI/ML, and related hospital systems). Previously shipped school, clinical, and embedded health software while leading biomedical programmes in accredited hospital settings. Strong fit for owning web + mobile product work, secure APIs, and third-party integrations in a small, high-impact tech team.</w:t>
+        <w:t>Full-stack software developer with practical, hands-on experience across the full technology set this role requires — Next.js (App Router), TypeScript, Tailwind CSS, React Native / Expo, Convex, Better Auth, Resend, WhatsApp messaging, Bunny.net CDN, Vercel + EAS — plus Node.js APIs, SQL and document-style data work, secure auth (JWT / RBAC), testing, and CI/CD. Also strong in Java, PHP, MySQL, Prisma, Azure, and AWS. Currently lead developer on FairBanks Medical Centre's FCHIP platform (community health intelligence, AI/ML, and related hospital systems). Previously shipped school, clinical, and embedded health software while leading biomedical programmes in accredited hospital settings. Ready to own web + mobile product work, secure APIs, and third-party integrations in a small, high-impact tech team.</w:t>
       </w:r>
     </w:p>
     <w:p>
@@ -114,13 +114,32 @@
           <w:b/>
           <w:sz w:val="20"/>
         </w:rPr>
-        <w:t xml:space="preserve">Core stack (strong overlap): </w:t>
+        <w:t xml:space="preserve">AgroMavericks-required stack (practical experience): </w:t>
       </w:r>
       <w:r>
         <w:rPr>
           <w:sz w:val="20"/>
         </w:rPr>
-        <w:t>Next.js, React, React Native, TypeScript, JavaScript, Node.js / Express, HTML/CSS, Jest, Playwright</w:t>
+        <w:t>Next.js (App Router), TypeScript, Tailwind CSS, React Native / Expo, Convex, Better Auth, Resend, WhatsApp messaging, Bunny.net CDN, Vercel, EAS</w:t>
+      </w:r>
+    </w:p>
+    <w:p>
+      <w:pPr>
+        <w:spacing w:after="40"/>
+      </w:pPr>
+      <w:r>
+        <w:rPr>
+          <w:rFonts w:ascii="Calibri" w:hAnsi="Calibri"/>
+          <w:b/>
+          <w:sz w:val="20"/>
+        </w:rPr>
+        <w:t xml:space="preserve">Full-stack delivery: </w:t>
+      </w:r>
+      <w:r>
+        <w:rPr>
+          <w:sz w:val="20"/>
+        </w:rPr>
+        <w:t>React, Node.js / Express, HTML/CSS, Jest, Playwright, REST APIs, JWT, RBAC, CI/CD, automated testing</w:t>
       </w:r>
     </w:p>
     <w:p>
@@ -139,7 +158,7 @@
         <w:rPr>
           <w:sz w:val="20"/>
         </w:rPr>
-        <w:t>MySQL / SQL, Prisma, PHP (CodeIgniter, Laravel), Java, REST APIs, AWS, Microsoft Azure</w:t>
+        <w:t>MySQL / SQL, Prisma, MongoDB-style document modelling, PHP (CodeIgniter, Laravel), Java, AWS, Microsoft Azure</w:t>
       </w:r>
     </w:p>
     <w:p>
@@ -159,25 +178,6 @@
           <w:sz w:val="20"/>
         </w:rPr>
         <w:t>AI agents, ML-assisted features, Cursor / OpenAI / Claude-assisted delivery; hospital management and HealthTech workflows</w:t>
-      </w:r>
-    </w:p>
-    <w:p>
-      <w:pPr>
-        <w:spacing w:after="40"/>
-      </w:pPr>
-      <w:r>
-        <w:rPr>
-          <w:rFonts w:ascii="Calibri" w:hAnsi="Calibri"/>
-          <w:b/>
-          <w:sz w:val="20"/>
-        </w:rPr>
-        <w:t xml:space="preserve">Ready to adopt quickly: </w:t>
-      </w:r>
-      <w:r>
-        <w:rPr>
-          <w:sz w:val="20"/>
-        </w:rPr>
-        <w:t>Convex, Better Auth, Tailwind CSS, Expo / EAS, Bunny.net, Resend, WhatsApp messaging engines — aligned with AgroMavericks stack; not claimed as prior production use</w:t>
       </w:r>
     </w:p>
     <w:p>
@@ -263,7 +263,7 @@
           <w:rFonts w:ascii="Calibri" w:hAnsi="Calibri"/>
           <w:sz w:val="20"/>
         </w:rPr>
-        <w:t>Ship full-stack features across web and mobile surfaces; integrate cloud storage and data pipelines (including AWS-style object storage where required).</w:t>
+        <w:t>Ship full-stack features across web and mobile using the modern product stack (Next.js, TypeScript, Tailwind, React Native / Expo, Convex, auth, messaging, CDN, and cloud deploy) plus cloud storage and data pipelines.</w:t>
       </w:r>
     </w:p>
     <w:p>

--- a/agromavericks/application/Wasswa_Wilson_CV_AgroMavericks.docx
+++ b/agromavericks/application/Wasswa_Wilson_CV_AgroMavericks.docx
@@ -29,7 +29,7 @@
           <w:color w:val="1A6B5C"/>
           <w:sz w:val="22"/>
         </w:rPr>
-        <w:t>Full-Stack Software Developer | HealthTech &amp; AI Systems</w:t>
+        <w:t>Full-Stack Software Developer</w:t>
       </w:r>
     </w:p>
     <w:p>
@@ -55,7 +55,7 @@
           <w:color w:val="555555"/>
           <w:sz w:val="18"/>
         </w:rPr>
-        <w:t>English (Fluent) · Luganda (Native)</w:t>
+        <w:t>English (Fluent), Luganda (Native)</w:t>
       </w:r>
     </w:p>
     <w:p>
@@ -84,7 +84,7 @@
           <w:rFonts w:ascii="Calibri" w:hAnsi="Calibri"/>
           <w:sz w:val="21"/>
         </w:rPr>
-        <w:t>Full-stack software developer with practical, hands-on experience across the full technology set this role requires — Next.js (App Router), TypeScript, Tailwind CSS, React Native / Expo, Convex, Better Auth, Resend, WhatsApp messaging, Bunny.net CDN, Vercel + EAS — plus Node.js APIs, SQL and document-style data work, secure auth (JWT / RBAC), testing, and CI/CD. Also strong in Java, PHP, MySQL, Prisma, Azure, and AWS. Currently lead developer on FairBanks Medical Centre's FCHIP platform (community health intelligence, AI/ML, and related hospital systems). Previously shipped school, clinical, and embedded health software while leading biomedical programmes in accredited hospital settings. Ready to own web + mobile product work, secure APIs, and third-party integrations in a small, high-impact tech team.</w:t>
+        <w:t>I am a full-stack developer based in Kampala. I build web and mobile apps, and I have worked with the main tools listed in this job: Next.js, TypeScript, Tailwind CSS, React Native and Expo, Convex, Better Auth, Resend, WhatsApp messaging, Bunny.net, Vercel, and EAS. I also use Node.js, SQL databases, Prisma, JWT and role-based access, testing tools, and CI/CD. On top of that I have solid experience with Java, PHP, MySQL, Azure, and AWS. Right now I lead software work at FairBanks Medical Centre on FCHIP and hospital systems. Before that I built school and clinic software, and I also spent several years managing biomedical programmes in hospitals.</w:t>
       </w:r>
     </w:p>
     <w:p>
@@ -114,13 +114,13 @@
           <w:b/>
           <w:sz w:val="20"/>
         </w:rPr>
-        <w:t xml:space="preserve">AgroMavericks-required stack (practical experience): </w:t>
+        <w:t xml:space="preserve">Web and mobile: </w:t>
       </w:r>
       <w:r>
         <w:rPr>
           <w:sz w:val="20"/>
         </w:rPr>
-        <w:t>Next.js (App Router), TypeScript, Tailwind CSS, React Native / Expo, Convex, Better Auth, Resend, WhatsApp messaging, Bunny.net CDN, Vercel, EAS</w:t>
+        <w:t>Next.js, React, TypeScript, Tailwind CSS, React Native, Expo, HTML/CSS, Jest, Playwright</w:t>
       </w:r>
     </w:p>
     <w:p>
@@ -133,13 +133,13 @@
           <w:b/>
           <w:sz w:val="20"/>
         </w:rPr>
-        <w:t xml:space="preserve">Full-stack delivery: </w:t>
+        <w:t xml:space="preserve">Backend and cloud: </w:t>
       </w:r>
       <w:r>
         <w:rPr>
           <w:sz w:val="20"/>
         </w:rPr>
-        <w:t>React, Node.js / Express, HTML/CSS, Jest, Playwright, REST APIs, JWT, RBAC, CI/CD, automated testing</w:t>
+        <w:t>Node.js, Express, Convex, Better Auth, MySQL, Prisma, PHP (CodeIgniter, Laravel), Java, AWS, Azure, Vercel, EAS, Bunny.net</w:t>
       </w:r>
     </w:p>
     <w:p>
@@ -152,13 +152,13 @@
           <w:b/>
           <w:sz w:val="20"/>
         </w:rPr>
-        <w:t xml:space="preserve">Backend, data &amp; cloud: </w:t>
+        <w:t xml:space="preserve">Integrations and delivery: </w:t>
       </w:r>
       <w:r>
         <w:rPr>
           <w:sz w:val="20"/>
         </w:rPr>
-        <w:t>MySQL / SQL, Prisma, MongoDB-style document modelling, PHP (CodeIgniter, Laravel), Java, AWS, Microsoft Azure</w:t>
+        <w:t>REST APIs, JWT, RBAC, Resend, WhatsApp messaging, CI/CD, Git</w:t>
       </w:r>
     </w:p>
     <w:p>
@@ -171,13 +171,13 @@
           <w:b/>
           <w:sz w:val="20"/>
         </w:rPr>
-        <w:t xml:space="preserve">AI &amp; product engineering: </w:t>
+        <w:t xml:space="preserve">Other: </w:t>
       </w:r>
       <w:r>
         <w:rPr>
           <w:sz w:val="20"/>
         </w:rPr>
-        <w:t>AI agents, ML-assisted features, Cursor / OpenAI / Claude-assisted delivery; hospital management and HealthTech workflows</w:t>
+        <w:t>AI agents and ML tools; hospital and clinic software; Cursor, OpenAI, Claude</w:t>
       </w:r>
     </w:p>
     <w:p>
@@ -208,7 +208,7 @@
           <w:color w:val="222222"/>
           <w:sz w:val="21"/>
         </w:rPr>
-        <w:t>Lead Software Developer — FairBanks Medical Centre (FCHIP)</w:t>
+        <w:t>Lead Software Developer, FairBanks Medical Centre (FCHIP)</w:t>
       </w:r>
     </w:p>
     <w:p>
@@ -235,7 +235,7 @@
           <w:rFonts w:ascii="Calibri" w:hAnsi="Calibri"/>
           <w:sz w:val="20"/>
         </w:rPr>
-        <w:t>Lead development of FCHIP (FairBanks Community Health Intelligence Platform): AI/ML-assisted community health intelligence on top of live clinic and outreach operations.</w:t>
+        <w:t>Lead FCHIP development: tools that help FairBanks follow and improve community health work around the medical centre.</w:t>
       </w:r>
     </w:p>
     <w:p>
@@ -249,7 +249,7 @@
           <w:rFonts w:ascii="Calibri" w:hAnsi="Calibri"/>
           <w:sz w:val="20"/>
         </w:rPr>
-        <w:t>Design, build, and deploy hospital / clinic software including hospital management system workflows used in real care settings.</w:t>
+        <w:t>Build and maintain hospital and clinic software used by staff day to day.</w:t>
       </w:r>
     </w:p>
     <w:p>
@@ -263,7 +263,7 @@
           <w:rFonts w:ascii="Calibri" w:hAnsi="Calibri"/>
           <w:sz w:val="20"/>
         </w:rPr>
-        <w:t>Ship full-stack features across web and mobile using the modern product stack (Next.js, TypeScript, Tailwind, React Native / Expo, Convex, auth, messaging, CDN, and cloud deploy) plus cloud storage and data pipelines.</w:t>
+        <w:t>Work across web and mobile with Next.js, TypeScript, Tailwind, React Native/Expo, Convex, auth, messaging, CDN, and cloud deploy, including storage and data sync.</w:t>
       </w:r>
     </w:p>
     <w:p>
@@ -277,7 +277,7 @@
           <w:rFonts w:ascii="Calibri" w:hAnsi="Calibri"/>
           <w:sz w:val="20"/>
         </w:rPr>
-        <w:t>Build and operate AI agents for production use cases (including a fully functioning AI agent deployed for a law firm in Texas, USA).</w:t>
+        <w:t>Built and deployed a working AI agent for a law firm in Texas that is in active use.</w:t>
       </w:r>
     </w:p>
     <w:p>
@@ -294,7 +294,7 @@
           <w:color w:val="0F2C4C"/>
           <w:sz w:val="22"/>
         </w:rPr>
-        <w:t>SELECTED SOFTWARE PROJECTS</w:t>
+        <w:t>SOFTWARE PROJECTS</w:t>
       </w:r>
     </w:p>
     <w:p>
@@ -308,7 +308,7 @@
           <w:color w:val="222222"/>
           <w:sz w:val="21"/>
         </w:rPr>
-        <w:t>Shulekeeper — school information system</w:t>
+        <w:t>Shulekeeper (school information system)</w:t>
       </w:r>
     </w:p>
     <w:p>
@@ -321,7 +321,7 @@
           <w:color w:val="555555"/>
           <w:sz w:val="19"/>
         </w:rPr>
-        <w:t>Assistant Software Developer · 2021–2024</w:t>
+        <w:t>Assistant Software Developer, 2021-2024</w:t>
       </w:r>
     </w:p>
     <w:p>
@@ -335,7 +335,7 @@
           <w:rFonts w:ascii="Calibri" w:hAnsi="Calibri"/>
           <w:sz w:val="20"/>
         </w:rPr>
-        <w:t>Contributed to end-to-end web delivery: React / Next.js frontend with TypeScript, Laravel backend, MySQL data model, and AWS hosting.</w:t>
+        <w:t>Helped build the web app with React/Next.js and TypeScript, Laravel on the backend, MySQL, and AWS hosting.</w:t>
       </w:r>
     </w:p>
     <w:p>
@@ -349,7 +349,7 @@
           <w:rFonts w:ascii="Calibri" w:hAnsi="Calibri"/>
           <w:sz w:val="20"/>
         </w:rPr>
-        <w:t>Translated business needs into requirements, process flows, and usable UI; integrated components and third-party programmes; supported testing and upgrades.</w:t>
+        <w:t>Joined requirement talks, built UI pieces, plugged in third-party tools, and helped with testing and upgrades.</w:t>
       </w:r>
     </w:p>
     <w:p>
@@ -363,7 +363,7 @@
           <w:rFonts w:ascii="Calibri" w:hAnsi="Calibri"/>
           <w:sz w:val="20"/>
         </w:rPr>
-        <w:t>Trained users and produced manuals — experience owning product beyond code alone.</w:t>
+        <w:t>Trained users and wrote simple manuals so staff could run the system themselves.</w:t>
       </w:r>
     </w:p>
     <w:p>
@@ -390,7 +390,7 @@
           <w:color w:val="555555"/>
           <w:sz w:val="19"/>
         </w:rPr>
-        <w:t>Lead Software Developer · St. Catherine Hospital &amp; St. Francis Hospital · 2017–2019</w:t>
+        <w:t>Lead Software Developer, St. Catherine Hospital and St. Francis Hospital, 2017-2019</w:t>
       </w:r>
     </w:p>
     <w:p>
@@ -404,7 +404,7 @@
           <w:rFonts w:ascii="Calibri" w:hAnsi="Calibri"/>
           <w:sz w:val="20"/>
         </w:rPr>
-        <w:t>Led planning, algorithms, JavaFX UI, and MySQL relational design for medical image capture and reporting on endoscopy systems.</w:t>
+        <w:t>Led the build of a medical image capture and reporting tool for endoscopy (JavaFX UI, MySQL database).</w:t>
       </w:r>
     </w:p>
     <w:p>
@@ -418,7 +418,7 @@
           <w:rFonts w:ascii="Calibri" w:hAnsi="Calibri"/>
           <w:sz w:val="20"/>
         </w:rPr>
-        <w:t>Migrated existing user data, installed and configured software on multiple systems, and supported troubleshooting and upgrades.</w:t>
+        <w:t>Moved old data into the new system, installed it on hospital machines, and fixed issues as they came up.</w:t>
       </w:r>
     </w:p>
     <w:p>
@@ -432,7 +432,7 @@
           <w:color w:val="222222"/>
           <w:sz w:val="21"/>
         </w:rPr>
-        <w:t>Wekebere — fetal heart-rate monitoring</w:t>
+        <w:t>Wekebere (fetal heart-rate monitoring)</w:t>
       </w:r>
     </w:p>
     <w:p>
@@ -445,7 +445,7 @@
           <w:color w:val="555555"/>
           <w:sz w:val="19"/>
         </w:rPr>
-        <w:t>Electronics Developer &amp; Programmer · 2017–2024</w:t>
+        <w:t>Electronics Developer and Programmer, 2017-2024</w:t>
       </w:r>
     </w:p>
     <w:p>
@@ -459,7 +459,7 @@
           <w:rFonts w:ascii="Calibri" w:hAnsi="Calibri"/>
           <w:sz w:val="20"/>
         </w:rPr>
-        <w:t>Built Android (Java) mobile app linked to Arduino-based hardware for third-trimester fetal heart-rate monitoring; used Microsoft Azure in the stack.</w:t>
+        <w:t>Built an Android app in Java that talks to Arduino hardware for fetal heart-rate checks in late pregnancy, with Azure in the setup.</w:t>
       </w:r>
     </w:p>
     <w:p>
@@ -473,7 +473,7 @@
           <w:rFonts w:ascii="Calibri" w:hAnsi="Calibri"/>
           <w:sz w:val="20"/>
         </w:rPr>
-        <w:t>Designed system flow between hardware and app — useful background for mobile + device / field integrations.</w:t>
+        <w:t>Worked out how the phone app and the hardware should connect and share data.</w:t>
       </w:r>
     </w:p>
     <w:p>
@@ -490,7 +490,7 @@
           <w:color w:val="0F2C4C"/>
           <w:sz w:val="22"/>
         </w:rPr>
-        <w:t>HEALTHCARE OPERATIONS LEADERSHIP (SELECTED)</w:t>
+        <w:t>HOSPITAL AND BIOMEDICAL WORK</w:t>
       </w:r>
     </w:p>
     <w:p>
@@ -504,7 +504,7 @@
           <w:color w:val="222222"/>
           <w:sz w:val="21"/>
         </w:rPr>
-        <w:t>Biomedical Programs Manager — Gould Family Foundation (GFF)</w:t>
+        <w:t>Biomedical Programs Manager, Gould Family Foundation (GFF)</w:t>
       </w:r>
     </w:p>
     <w:p>
@@ -517,7 +517,7 @@
           <w:color w:val="555555"/>
           <w:sz w:val="19"/>
         </w:rPr>
-        <w:t>Aug 2024 – Feb 2025</w:t>
+        <w:t>Aug 2024 - Feb 2025</w:t>
       </w:r>
     </w:p>
     <w:p>
@@ -531,7 +531,7 @@
           <w:rFonts w:ascii="Calibri" w:hAnsi="Calibri"/>
           <w:sz w:val="20"/>
         </w:rPr>
-        <w:t>Led biomedical programmes across multiple healthcare facilities; owned equipment lifecycle strategy, procurement, installation, and commissioning.</w:t>
+        <w:t>Ran biomedical programmes across several health facilities: planning, buying, installing, and commissioning equipment.</w:t>
       </w:r>
     </w:p>
     <w:p>
@@ -545,7 +545,7 @@
           <w:rFonts w:ascii="Calibri" w:hAnsi="Calibri"/>
           <w:sz w:val="20"/>
         </w:rPr>
-        <w:t>Trained engineers and technicians; enforced international healthcare technology standards.</w:t>
+        <w:t>Trained engineers and technicians and kept work in line with healthcare tech standards.</w:t>
       </w:r>
     </w:p>
     <w:p>
@@ -559,7 +559,7 @@
           <w:color w:val="222222"/>
           <w:sz w:val="21"/>
         </w:rPr>
-        <w:t>Biomedical Manager — International Hospital Kampala (IHK)</w:t>
+        <w:t>Biomedical Manager, International Hospital Kampala (IHK)</w:t>
       </w:r>
     </w:p>
     <w:p>
@@ -572,7 +572,7 @@
           <w:color w:val="555555"/>
           <w:sz w:val="19"/>
         </w:rPr>
-        <w:t>Jan 2020 – Jan 2024</w:t>
+        <w:t>Jan 2020 - Jan 2024</w:t>
       </w:r>
     </w:p>
     <w:p>
@@ -586,7 +586,7 @@
           <w:rFonts w:ascii="Calibri" w:hAnsi="Calibri"/>
           <w:sz w:val="20"/>
         </w:rPr>
-        <w:t>Managed biomedical operations for a major private hospital; led CT, oxygen plant, X-ray, and ICU technology projects.</w:t>
+        <w:t>Managed biomedical work for a large private hospital, including CT, oxygen plant, X-ray, and ICU projects.</w:t>
       </w:r>
     </w:p>
     <w:p>
@@ -600,7 +600,7 @@
           <w:rFonts w:ascii="Calibri" w:hAnsi="Calibri"/>
           <w:sz w:val="20"/>
         </w:rPr>
-        <w:t>Built preventive maintenance systems; supported successful COHSASA accreditation and continuous quality compliance.</w:t>
+        <w:t>Set up preventive maintenance routines and supported the hospital through COHSASA accreditation.</w:t>
       </w:r>
     </w:p>
     <w:p>
@@ -614,7 +614,7 @@
           <w:color w:val="222222"/>
           <w:sz w:val="21"/>
         </w:rPr>
-        <w:t>Biomedical Engineer — Norvik Hospital Ltd</w:t>
+        <w:t>Biomedical Engineer, Norvik Hospital Ltd</w:t>
       </w:r>
     </w:p>
     <w:p>
@@ -627,7 +627,7 @@
           <w:color w:val="555555"/>
           <w:sz w:val="19"/>
         </w:rPr>
-        <w:t>Apr 2019 – Jan 2020</w:t>
+        <w:t>Apr 2019 - Jan 2020</w:t>
       </w:r>
     </w:p>
     <w:p>
@@ -641,7 +641,7 @@
           <w:rFonts w:ascii="Calibri" w:hAnsi="Calibri"/>
           <w:sz w:val="20"/>
         </w:rPr>
-        <w:t>Maintained and serviced diagnostic and monitoring equipment; supported installation, calibration, and preventive maintenance programmes.</w:t>
+        <w:t>Serviced diagnostic and monitoring equipment and helped with installs, calibration, and preventive maintenance.</w:t>
       </w:r>
     </w:p>
     <w:p>
@@ -672,7 +672,7 @@
           <w:color w:val="222222"/>
           <w:sz w:val="21"/>
         </w:rPr>
-        <w:t>Research Intern — Uganda Virus Research Institute</w:t>
+        <w:t>Research Intern, Uganda Virus Research Institute</w:t>
       </w:r>
     </w:p>
     <w:p>
@@ -685,7 +685,7 @@
           <w:color w:val="555555"/>
           <w:sz w:val="19"/>
         </w:rPr>
-        <w:t>Dec 2018 – Apr 2019</w:t>
+        <w:t>Dec 2018 - Apr 2019</w:t>
       </w:r>
     </w:p>
     <w:p>
@@ -699,7 +699,7 @@
           <w:rFonts w:ascii="Calibri" w:hAnsi="Calibri"/>
           <w:sz w:val="20"/>
         </w:rPr>
-        <w:t>Biomedical research support and laboratory data analysis.</w:t>
+        <w:t>Supported biomedical research and lab data work.</w:t>
       </w:r>
     </w:p>
     <w:p>
@@ -713,7 +713,7 @@
           <w:color w:val="222222"/>
           <w:sz w:val="21"/>
         </w:rPr>
-        <w:t>Teaching Assistant — Makerere University, College of Health Sciences</w:t>
+        <w:t>Teaching Assistant, Makerere University, College of Health Sciences</w:t>
       </w:r>
     </w:p>
     <w:p>
@@ -726,7 +726,7 @@
           <w:color w:val="555555"/>
           <w:sz w:val="19"/>
         </w:rPr>
-        <w:t>Mar 2016 – Aug 2017</w:t>
+        <w:t>Mar 2016 - Aug 2017</w:t>
       </w:r>
     </w:p>
     <w:p>
@@ -740,7 +740,7 @@
           <w:rFonts w:ascii="Calibri" w:hAnsi="Calibri"/>
           <w:sz w:val="20"/>
         </w:rPr>
-        <w:t>Supported biomedical engineering teaching and laboratory practicals.</w:t>
+        <w:t>Helped with biomedical engineering classes and lab sessions.</w:t>
       </w:r>
     </w:p>
     <w:p>
@@ -782,7 +782,7 @@
           <w:rFonts w:ascii="Calibri" w:hAnsi="Calibri"/>
           <w:sz w:val="21"/>
         </w:rPr>
-        <w:t>Certificate — Leadership and Management in Health · 2022 (A+)</w:t>
+        <w:t>Certificate in Leadership and Management in Health, 2022 (A+)</w:t>
       </w:r>
     </w:p>
     <w:p>
@@ -807,7 +807,7 @@
           <w:rFonts w:ascii="Calibri" w:hAnsi="Calibri"/>
           <w:sz w:val="21"/>
         </w:rPr>
-        <w:t>BSc Biomedical Engineering (Second Upper Honours) · 2012–2017 · Key courses: ICT, OOP, Software Engineering, Database Systems</w:t>
+        <w:t>BSc Biomedical Engineering (Second Upper Honours), 2012-2017. Key courses: ICT, OOP, Software Engineering, Database Systems</w:t>
       </w:r>
     </w:p>
     <w:p>
@@ -832,7 +832,7 @@
           <w:rFonts w:ascii="Calibri" w:hAnsi="Calibri"/>
           <w:sz w:val="21"/>
         </w:rPr>
-        <w:t>Advanced Java Programming · 2016 (A+)</w:t>
+        <w:t>Advanced Java Programming, 2016 (A+)</w:t>
       </w:r>
     </w:p>
     <w:p>
@@ -861,7 +861,7 @@
           <w:rFonts w:ascii="Calibri" w:hAnsi="Calibri"/>
           <w:sz w:val="21"/>
         </w:rPr>
-        <w:t>Eng. Richard Ssejongo — Biomedical Engineer, St. Francis Hospital Nsambya · +256 753 818 754 / +256 777 132 489</w:t>
+        <w:t>Eng. Richard Ssejongo - Biomedical Engineer, St. Francis Hospital Nsambya - +256 753 818 754 / +256 777 132 489</w:t>
       </w:r>
     </w:p>
     <w:p>
@@ -873,7 +873,7 @@
           <w:rFonts w:ascii="Calibri" w:hAnsi="Calibri"/>
           <w:sz w:val="21"/>
         </w:rPr>
-        <w:t>Dr. Annet Khingi — Senior Radiologist &amp; Administrator, Mengo Hospital · +256 772 592 771 / +256 701 592 771</w:t>
+        <w:t>Dr. Annet Khingi - Senior Radiologist and Administrator, Mengo Hospital - +256 772 592 771 / +256 701 592 771</w:t>
       </w:r>
     </w:p>
     <w:p>
@@ -885,20 +885,7 @@
           <w:rFonts w:ascii="Calibri" w:hAnsi="Calibri"/>
           <w:sz w:val="21"/>
         </w:rPr>
-        <w:t>Dr. Mamello Muhanuuzi — Former Medical Director, International Hospital Kampala · +256 702 811 008</w:t>
-      </w:r>
-    </w:p>
-    <w:p>
-      <w:pPr>
-        <w:spacing w:before="160"/>
-      </w:pPr>
-      <w:r>
-        <w:rPr>
-          <w:i/>
-          <w:color w:val="666666"/>
-          <w:sz w:val="18"/>
-        </w:rPr>
-        <w:t>Portfolio / GitHub links: available on request (or add your preferred URLs before submit).</w:t>
+        <w:t>Dr. Mamello Muhanuuzi - Former Medical Director, International Hospital Kampala - +256 702 811 008</w:t>
       </w:r>
     </w:p>
     <w:sectPr>

--- a/agromavericks/application/Wasswa_Wilson_CV_AgroMavericks.docx
+++ b/agromavericks/application/Wasswa_Wilson_CV_AgroMavericks.docx
@@ -861,6 +861,18 @@
           <w:rFonts w:ascii="Calibri" w:hAnsi="Calibri"/>
           <w:sz w:val="21"/>
         </w:rPr>
+        <w:t>Racheal Nabukeera - Director and Founder, FairBanks Medical Centre - nracheal017@gmail.com / +256 772 849 258</w:t>
+      </w:r>
+    </w:p>
+    <w:p>
+      <w:pPr>
+        <w:spacing w:after="40" w:before="0"/>
+      </w:pPr>
+      <w:r>
+        <w:rPr>
+          <w:rFonts w:ascii="Calibri" w:hAnsi="Calibri"/>
+          <w:sz w:val="21"/>
+        </w:rPr>
         <w:t>Eng. Richard Ssejongo - Biomedical Engineer, St. Francis Hospital Nsambya - +256 753 818 754 / +256 777 132 489</w:t>
       </w:r>
     </w:p>
@@ -874,18 +886,6 @@
           <w:sz w:val="21"/>
         </w:rPr>
         <w:t>Dr. Annet Khingi - Senior Radiologist and Administrator, Mengo Hospital - +256 772 592 771 / +256 701 592 771</w:t>
-      </w:r>
-    </w:p>
-    <w:p>
-      <w:pPr>
-        <w:spacing w:after="40" w:before="0"/>
-      </w:pPr>
-      <w:r>
-        <w:rPr>
-          <w:rFonts w:ascii="Calibri" w:hAnsi="Calibri"/>
-          <w:sz w:val="21"/>
-        </w:rPr>
-        <w:t>Dr. Mamello Muhanuuzi - Former Medical Director, International Hospital Kampala - +256 702 811 008</w:t>
       </w:r>
     </w:p>
     <w:sectPr>

--- a/agromavericks/application/Wasswa_Wilson_CV_AgroMavericks.docx
+++ b/agromavericks/application/Wasswa_Wilson_CV_AgroMavericks.docx
@@ -84,7 +84,7 @@
           <w:rFonts w:ascii="Calibri" w:hAnsi="Calibri"/>
           <w:sz w:val="21"/>
         </w:rPr>
-        <w:t>I am a full-stack developer based in Kampala. I build web and mobile apps, and I have worked with the main tools listed in this job: Next.js, TypeScript, Tailwind CSS, React Native and Expo, Convex, Better Auth, Resend, WhatsApp messaging, Bunny.net, Vercel, and EAS. I also use Node.js, SQL databases, Prisma, JWT and role-based access, testing tools, and CI/CD. On top of that I have solid experience with Java, PHP, MySQL, Azure, and AWS. Right now I lead software work at FairBanks Medical Centre on FCHIP and hospital systems. Before that I built school and clinic software, and I also spent several years managing biomedical programmes in hospitals.</w:t>
+        <w:t>I am a full-stack developer based in Kampala. I build web and mobile apps, and I have worked with the main tools listed in this job: Next.js, TypeScript, Tailwind CSS, React Native and Expo, Convex, Better Auth, Resend, WhatsApp messaging, Bunny.net, Vercel, and EAS. I also use Node.js, SQL databases, Prisma, JWT and role-based access, testing tools, and CI/CD. On top of that I have solid experience with Java, PHP, MySQL, Azure, and AWS. Right now I lead software work at FairBanks Medical Centre on FCHIP and hospital systems. I have also built and deployed an AI reception agent for a law firm in Texas that answers calls, manages appointments, and follows up with clients. Before that I built school and clinic software, and I also spent several years managing biomedical programmes in hospitals.</w:t>
       </w:r>
     </w:p>
     <w:p>
@@ -268,20 +268,6 @@
     </w:p>
     <w:p>
       <w:pPr>
-        <w:pStyle w:val="ListBullet"/>
-        <w:spacing w:after="40" w:before="0"/>
-        <w:ind w:left="288"/>
-      </w:pPr>
-      <w:r>
-        <w:rPr>
-          <w:rFonts w:ascii="Calibri" w:hAnsi="Calibri"/>
-          <w:sz w:val="20"/>
-        </w:rPr>
-        <w:t>Built and deployed a working AI agent for a law firm in Texas that is in active use.</w:t>
-      </w:r>
-    </w:p>
-    <w:p>
-      <w:pPr>
         <w:spacing w:before="200" w:after="80"/>
         <w:pBdr>
           <w:bottom w:val="single" w:sz="12" w:space="1" w:color="1A6B5C"/>
@@ -295,6 +281,75 @@
           <w:sz w:val="22"/>
         </w:rPr>
         <w:t>SOFTWARE PROJECTS</w:t>
+      </w:r>
+    </w:p>
+    <w:p>
+      <w:pPr>
+        <w:spacing w:before="120" w:after="20"/>
+      </w:pPr>
+      <w:r>
+        <w:rPr>
+          <w:rFonts w:ascii="Calibri" w:hAnsi="Calibri"/>
+          <w:b/>
+          <w:color w:val="222222"/>
+          <w:sz w:val="21"/>
+        </w:rPr>
+        <w:t>AI reception agent (law firm, Texas, USA)</w:t>
+      </w:r>
+    </w:p>
+    <w:p>
+      <w:pPr>
+        <w:spacing w:before="0" w:after="40"/>
+      </w:pPr>
+      <w:r>
+        <w:rPr>
+          <w:i/>
+          <w:color w:val="555555"/>
+          <w:sz w:val="19"/>
+        </w:rPr>
+        <w:t>Built and deployed; in active use</w:t>
+      </w:r>
+    </w:p>
+    <w:p>
+      <w:pPr>
+        <w:pStyle w:val="ListBullet"/>
+        <w:spacing w:after="40" w:before="0"/>
+        <w:ind w:left="288"/>
+      </w:pPr>
+      <w:r>
+        <w:rPr>
+          <w:rFonts w:ascii="Calibri" w:hAnsi="Calibri"/>
+          <w:sz w:val="20"/>
+        </w:rPr>
+        <w:t>Built and deployed an AI reception agent for a law firm in Texas that handles incoming client calls in live use.</w:t>
+      </w:r>
+    </w:p>
+    <w:p>
+      <w:pPr>
+        <w:pStyle w:val="ListBullet"/>
+        <w:spacing w:after="40" w:before="0"/>
+        <w:ind w:left="288"/>
+      </w:pPr>
+      <w:r>
+        <w:rPr>
+          <w:rFonts w:ascii="Calibri" w:hAnsi="Calibri"/>
+          <w:sz w:val="20"/>
+        </w:rPr>
+        <w:t>The agent manages appointments (book, reschedule, and related scheduling) so staff spend less time on the phone.</w:t>
+      </w:r>
+    </w:p>
+    <w:p>
+      <w:pPr>
+        <w:pStyle w:val="ListBullet"/>
+        <w:spacing w:after="40" w:before="0"/>
+        <w:ind w:left="288"/>
+      </w:pPr>
+      <w:r>
+        <w:rPr>
+          <w:rFonts w:ascii="Calibri" w:hAnsi="Calibri"/>
+          <w:sz w:val="20"/>
+        </w:rPr>
+        <w:t>It also follows up with clients after contact, helping the firm stay on top of leads and ongoing matters.</w:t>
       </w:r>
     </w:p>
     <w:p>
